--- a/ind/docx/32.content.docx
+++ b/ind/docx/32.content.docx
@@ -19,7 +19,7 @@
         <w:rPr>
           <w:lang w:val="id_ID" w:bidi="id_ID"/>
         </w:rPr>
-        <w:t>Resource: Tyndale Open Study Notes</w:t>
+        <w:t>Resource: Aquifer Open Study Notes</w:t>
       </w:r>
       <w:r>
         <w:rPr>
@@ -112,7 +112,7 @@
         <w:rPr>
           <w:lang w:val="id_ID" w:bidi="id_ID"/>
         </w:rPr>
-        <w:t>Tyndale Open Study Notes</w:t>
+        <w:t>Aquifer Open Study Notes</w:t>
       </w:r>
     </w:p>
     <w:p>

--- a/ind/docx/32.content.docx
+++ b/ind/docx/32.content.docx
@@ -233,18 +233,12 @@
         </w:rPr>
         <w:t xml:space="preserve">Yunus bin Amitai berasal dari Gat-Hefer, sebuah kota yang terletak di perbatasan wilayah suku Naftali dan Zebulon. Ia melayani kerajaan utara Israel selama masa pemerintahan Yerobeam II (793–753 SM; lihat </w:t>
       </w:r>
-      <w:hyperlink r:id="rId13">
-        <w:r>
-          <w:rPr>
-            <w:lang w:val="id_ID" w:bidi="id_ID"/>
-          </w:rPr>
-          <w:rPr>
-            <w:color w:val="0000EE"/>
-            <w:u w:val="single"/>
-          </w:rPr>
-          <w:t>2Raj. 14:25</w:t>
-        </w:r>
-      </w:hyperlink>
+      <w:r>
+        <w:rPr>
+          <w:lang w:val="id_ID" w:bidi="id_ID"/>
+        </w:rPr>
+        <w:t>2Raj. 14:25</w:t>
+      </w:r>
       <w:r>
         <w:rPr>
           <w:lang w:val="id_ID" w:bidi="id_ID"/>
@@ -347,36 +341,24 @@
         </w:rPr>
         <w:t xml:space="preserve">Pada zaman Yunus, Niniwe sudah memiliki sejarah yang cukup panjang (lihat </w:t>
       </w:r>
-      <w:hyperlink r:id="rId14">
-        <w:r>
-          <w:rPr>
-            <w:lang w:val="id_ID" w:bidi="id_ID"/>
-          </w:rPr>
-          <w:rPr>
-            <w:color w:val="0000EE"/>
-            <w:u w:val="single"/>
-          </w:rPr>
-          <w:t>Kej. 10:12</w:t>
-        </w:r>
-      </w:hyperlink>
+      <w:r>
+        <w:rPr>
+          <w:lang w:val="id_ID" w:bidi="id_ID"/>
+        </w:rPr>
+        <w:t>Kej. 10:12</w:t>
+      </w:r>
       <w:r>
         <w:rPr>
           <w:lang w:val="id_ID" w:bidi="id_ID"/>
         </w:rPr>
         <w:t xml:space="preserve">). Kota ini merupakan tempat penting di Kekaisaran Asyur hingga kehancurannya pada 612 SM (lihat </w:t>
       </w:r>
-      <w:hyperlink r:id="rId15">
-        <w:r>
-          <w:rPr>
-            <w:lang w:val="id_ID" w:bidi="id_ID"/>
-          </w:rPr>
-          <w:rPr>
-            <w:color w:val="0000EE"/>
-            <w:u w:val="single"/>
-          </w:rPr>
-          <w:t>Nah. 1–3</w:t>
-        </w:r>
-      </w:hyperlink>
+      <w:r>
+        <w:rPr>
+          <w:lang w:val="id_ID" w:bidi="id_ID"/>
+        </w:rPr>
+        <w:t>Nah. 1–3</w:t>
+      </w:r>
       <w:r>
         <w:rPr>
           <w:lang w:val="id_ID" w:bidi="id_ID"/>
@@ -443,126 +425,84 @@
         </w:rPr>
         <w:t>Upaya Yunus untuk menjauh dari Tuhan tidak berhasil. Seseorang tidak dapat melarikan diri dari Allah (</w:t>
       </w:r>
-      <w:hyperlink r:id="rId16">
-        <w:r>
-          <w:rPr>
-            <w:lang w:val="id_ID" w:bidi="id_ID"/>
-          </w:rPr>
-          <w:rPr>
-            <w:color w:val="0000EE"/>
-            <w:u w:val="single"/>
-          </w:rPr>
-          <w:t>Mzm. 139:7–10</w:t>
-        </w:r>
-      </w:hyperlink>
+      <w:r>
+        <w:rPr>
+          <w:lang w:val="id_ID" w:bidi="id_ID"/>
+        </w:rPr>
+        <w:t>Mzm. 139:7–10</w:t>
+      </w:r>
       <w:r>
         <w:rPr>
           <w:lang w:val="id_ID" w:bidi="id_ID"/>
         </w:rPr>
         <w:t>) atau tidak menaati kehendak-Nya tanpa menghadapi konsekuensi (</w:t>
       </w:r>
-      <w:hyperlink r:id="rId17">
-        <w:r>
-          <w:rPr>
-            <w:lang w:val="id_ID" w:bidi="id_ID"/>
-          </w:rPr>
-          <w:rPr>
-            <w:color w:val="0000EE"/>
-            <w:u w:val="single"/>
-          </w:rPr>
-          <w:t>Ul. 8:5</w:t>
-        </w:r>
-      </w:hyperlink>
+      <w:r>
+        <w:rPr>
+          <w:lang w:val="id_ID" w:bidi="id_ID"/>
+        </w:rPr>
+        <w:t>Ul. 8:5</w:t>
+      </w:r>
       <w:r>
         <w:rPr>
           <w:lang w:val="id_ID" w:bidi="id_ID"/>
         </w:rPr>
         <w:t>). Namun, keengganan Yunus untuk pergi ke Niniwe dapat dimengerti. Asyur adalah musuh Israel yang terkenal karena kekejamannya (</w:t>
       </w:r>
-      <w:hyperlink r:id="rId18">
-        <w:r>
-          <w:rPr>
-            <w:lang w:val="id_ID" w:bidi="id_ID"/>
-          </w:rPr>
-          <w:rPr>
-            <w:color w:val="0000EE"/>
-            <w:u w:val="single"/>
-          </w:rPr>
-          <w:t>Yun. 3:8</w:t>
-        </w:r>
-      </w:hyperlink>
+      <w:r>
+        <w:rPr>
+          <w:lang w:val="id_ID" w:bidi="id_ID"/>
+        </w:rPr>
+        <w:t>Yun. 3:8</w:t>
+      </w:r>
       <w:r>
         <w:rPr>
           <w:lang w:val="id_ID" w:bidi="id_ID"/>
         </w:rPr>
         <w:t xml:space="preserve">; lihat juga </w:t>
       </w:r>
-      <w:hyperlink r:id="rId19">
-        <w:r>
-          <w:rPr>
-            <w:lang w:val="id_ID" w:bidi="id_ID"/>
-          </w:rPr>
-          <w:rPr>
-            <w:color w:val="0000EE"/>
-            <w:u w:val="single"/>
-          </w:rPr>
-          <w:t>Nah. 3:1–4</w:t>
-        </w:r>
-      </w:hyperlink>
+      <w:r>
+        <w:rPr>
+          <w:lang w:val="id_ID" w:bidi="id_ID"/>
+        </w:rPr>
+        <w:t>Nah. 3:1–4</w:t>
+      </w:r>
       <w:r>
         <w:rPr>
           <w:lang w:val="id_ID" w:bidi="id_ID"/>
         </w:rPr>
         <w:t>). Yunus tidak ingin orang-orang non-Israel ini memiliki kesempatan untuk bertobat dan diselamatkan (</w:t>
       </w:r>
-      <w:hyperlink r:id="rId20">
-        <w:r>
-          <w:rPr>
-            <w:lang w:val="id_ID" w:bidi="id_ID"/>
-          </w:rPr>
-          <w:rPr>
-            <w:color w:val="0000EE"/>
-            <w:u w:val="single"/>
-          </w:rPr>
-          <w:t>Yun. 4:2</w:t>
-        </w:r>
-      </w:hyperlink>
+      <w:r>
+        <w:rPr>
+          <w:lang w:val="id_ID" w:bidi="id_ID"/>
+        </w:rPr>
+        <w:t>Yun. 4:2</w:t>
+      </w:r>
       <w:r>
         <w:rPr>
           <w:lang w:val="id_ID" w:bidi="id_ID"/>
         </w:rPr>
         <w:t>). • Yope adalah kota pelabuhan utama di pantai Mediterania (</w:t>
       </w:r>
-      <w:hyperlink r:id="rId21">
-        <w:r>
-          <w:rPr>
-            <w:lang w:val="id_ID" w:bidi="id_ID"/>
-          </w:rPr>
-          <w:rPr>
-            <w:color w:val="0000EE"/>
-            <w:u w:val="single"/>
-          </w:rPr>
-          <w:t>2Taw. 2:16</w:t>
-        </w:r>
-      </w:hyperlink>
+      <w:r>
+        <w:rPr>
+          <w:lang w:val="id_ID" w:bidi="id_ID"/>
+        </w:rPr>
+        <w:t>2Taw. 2:16</w:t>
+      </w:r>
       <w:r>
         <w:rPr>
           <w:lang w:val="id_ID" w:bidi="id_ID"/>
         </w:rPr>
         <w:t xml:space="preserve">; </w:t>
       </w:r>
-      <w:hyperlink r:id="rId22">
-        <w:r>
-          <w:rPr>
-            <w:lang w:val="id_ID" w:bidi="id_ID"/>
-          </w:rPr>
-          <w:rPr>
-            <w:color w:val="0000EE"/>
-            <w:u w:val="single"/>
-          </w:rPr>
-          <w:t>Ezra 3:7</w:t>
-        </w:r>
-      </w:hyperlink>
+      <w:r>
+        <w:rPr>
+          <w:lang w:val="id_ID" w:bidi="id_ID"/>
+        </w:rPr>
+        <w:t>Ezra 3:7</w:t>
+      </w:r>
       <w:r>
         <w:rPr>
           <w:lang w:val="id_ID" w:bidi="id_ID"/>
@@ -630,126 +570,84 @@
         </w:rPr>
         <w:t xml:space="preserve">Kekuasaan Allah atas alam merupakan tema utama di sepanjang kitab Yunus (lihat </w:t>
       </w:r>
-      <w:hyperlink r:id="rId23">
-        <w:r>
-          <w:rPr>
-            <w:lang w:val="id_ID" w:bidi="id_ID"/>
-          </w:rPr>
-          <w:rPr>
-            <w:color w:val="0000EE"/>
-            <w:u w:val="single"/>
-          </w:rPr>
-          <w:t>Yun. 1:4</w:t>
-        </w:r>
-      </w:hyperlink>
+      <w:r>
+        <w:rPr>
+          <w:lang w:val="id_ID" w:bidi="id_ID"/>
+        </w:rPr>
+        <w:t>Yun. 1:4</w:t>
+      </w:r>
       <w:r>
         <w:rPr>
           <w:lang w:val="id_ID" w:bidi="id_ID"/>
         </w:rPr>
         <w:t xml:space="preserve">, </w:t>
       </w:r>
-      <w:hyperlink r:id="rId24">
-        <w:r>
-          <w:rPr>
-            <w:lang w:val="id_ID" w:bidi="id_ID"/>
-          </w:rPr>
-          <w:rPr>
-            <w:color w:val="0000EE"/>
-            <w:u w:val="single"/>
-          </w:rPr>
-          <w:t>9</w:t>
-        </w:r>
-      </w:hyperlink>
+      <w:r>
+        <w:rPr>
+          <w:lang w:val="id_ID" w:bidi="id_ID"/>
+        </w:rPr>
+        <w:t>9</w:t>
+      </w:r>
       <w:r>
         <w:rPr>
           <w:lang w:val="id_ID" w:bidi="id_ID"/>
         </w:rPr>
         <w:t xml:space="preserve">, </w:t>
       </w:r>
-      <w:hyperlink r:id="rId25">
-        <w:r>
-          <w:rPr>
-            <w:lang w:val="id_ID" w:bidi="id_ID"/>
-          </w:rPr>
-          <w:rPr>
-            <w:color w:val="0000EE"/>
-            <w:u w:val="single"/>
-          </w:rPr>
-          <w:t>13–16</w:t>
-        </w:r>
-      </w:hyperlink>
+      <w:r>
+        <w:rPr>
+          <w:lang w:val="id_ID" w:bidi="id_ID"/>
+        </w:rPr>
+        <w:t>13–16</w:t>
+      </w:r>
       <w:r>
         <w:rPr>
           <w:lang w:val="id_ID" w:bidi="id_ID"/>
         </w:rPr>
         <w:t xml:space="preserve">, </w:t>
       </w:r>
-      <w:hyperlink r:id="rId26">
-        <w:r>
-          <w:rPr>
-            <w:lang w:val="id_ID" w:bidi="id_ID"/>
-          </w:rPr>
-          <w:rPr>
-            <w:color w:val="0000EE"/>
-            <w:u w:val="single"/>
-          </w:rPr>
-          <w:t>17</w:t>
-        </w:r>
-      </w:hyperlink>
+      <w:r>
+        <w:rPr>
+          <w:lang w:val="id_ID" w:bidi="id_ID"/>
+        </w:rPr>
+        <w:t>17</w:t>
+      </w:r>
       <w:r>
         <w:rPr>
           <w:lang w:val="id_ID" w:bidi="id_ID"/>
         </w:rPr>
         <w:t xml:space="preserve">; </w:t>
       </w:r>
-      <w:hyperlink r:id="rId27">
-        <w:r>
-          <w:rPr>
-            <w:lang w:val="id_ID" w:bidi="id_ID"/>
-          </w:rPr>
-          <w:rPr>
-            <w:color w:val="0000EE"/>
-            <w:u w:val="single"/>
-          </w:rPr>
-          <w:t>2:3</w:t>
-        </w:r>
-      </w:hyperlink>
+      <w:r>
+        <w:rPr>
+          <w:lang w:val="id_ID" w:bidi="id_ID"/>
+        </w:rPr>
+        <w:t>2:3</w:t>
+      </w:r>
       <w:r>
         <w:rPr>
           <w:lang w:val="id_ID" w:bidi="id_ID"/>
         </w:rPr>
         <w:t xml:space="preserve">, </w:t>
       </w:r>
-      <w:hyperlink r:id="rId28">
-        <w:r>
-          <w:rPr>
-            <w:lang w:val="id_ID" w:bidi="id_ID"/>
-          </w:rPr>
-          <w:rPr>
-            <w:color w:val="0000EE"/>
-            <w:u w:val="single"/>
-          </w:rPr>
-          <w:t>10</w:t>
-        </w:r>
-      </w:hyperlink>
+      <w:r>
+        <w:rPr>
+          <w:lang w:val="id_ID" w:bidi="id_ID"/>
+        </w:rPr>
+        <w:t>10</w:t>
+      </w:r>
       <w:r>
         <w:rPr>
           <w:lang w:val="id_ID" w:bidi="id_ID"/>
         </w:rPr>
         <w:t xml:space="preserve">; </w:t>
       </w:r>
-      <w:hyperlink r:id="rId29">
-        <w:r>
-          <w:rPr>
-            <w:lang w:val="id_ID" w:bidi="id_ID"/>
-          </w:rPr>
-          <w:rPr>
-            <w:color w:val="0000EE"/>
-            <w:u w:val="single"/>
-          </w:rPr>
-          <w:t>4:6–7</w:t>
-        </w:r>
-      </w:hyperlink>
+      <w:r>
+        <w:rPr>
+          <w:lang w:val="id_ID" w:bidi="id_ID"/>
+        </w:rPr>
+        <w:t>4:6–7</w:t>
+      </w:r>
       <w:r>
         <w:rPr>
           <w:lang w:val="id_ID" w:bidi="id_ID"/>
@@ -804,18 +702,12 @@
         </w:rPr>
         <w:t>Tidur Yunus yang terus-menerus mungkin diatur oleh Allah untuk membawa krisis ke titik di mana jelas bahwa dewa-dewa para pelaut tidak dapat menolongnya (</w:t>
       </w:r>
-      <w:hyperlink r:id="rId30">
-        <w:r>
-          <w:rPr>
-            <w:lang w:val="id_ID" w:bidi="id_ID"/>
-          </w:rPr>
-          <w:rPr>
-            <w:color w:val="0000EE"/>
-            <w:u w:val="single"/>
-          </w:rPr>
-          <w:t>Yun. 1:6</w:t>
-        </w:r>
-      </w:hyperlink>
+      <w:r>
+        <w:rPr>
+          <w:lang w:val="id_ID" w:bidi="id_ID"/>
+        </w:rPr>
+        <w:t>Yun. 1:6</w:t>
+      </w:r>
       <w:r>
         <w:rPr>
           <w:lang w:val="id_ID" w:bidi="id_ID"/>
@@ -870,90 +762,60 @@
         </w:rPr>
         <w:t xml:space="preserve">Penggunaan undian diizinkan oleh Allah untuk tujuan-tujuan tertentu (lihat </w:t>
       </w:r>
-      <w:hyperlink r:id="rId31">
-        <w:r>
-          <w:rPr>
-            <w:lang w:val="id_ID" w:bidi="id_ID"/>
-          </w:rPr>
-          <w:rPr>
-            <w:color w:val="0000EE"/>
-            <w:u w:val="single"/>
-          </w:rPr>
-          <w:t>Im. 16:8</w:t>
-        </w:r>
-      </w:hyperlink>
+      <w:r>
+        <w:rPr>
+          <w:lang w:val="id_ID" w:bidi="id_ID"/>
+        </w:rPr>
+        <w:t>Im. 16:8</w:t>
+      </w:r>
       <w:r>
         <w:rPr>
           <w:lang w:val="id_ID" w:bidi="id_ID"/>
         </w:rPr>
         <w:t xml:space="preserve">; </w:t>
       </w:r>
-      <w:hyperlink r:id="rId32">
-        <w:r>
-          <w:rPr>
-            <w:lang w:val="id_ID" w:bidi="id_ID"/>
-          </w:rPr>
-          <w:rPr>
-            <w:color w:val="0000EE"/>
-            <w:u w:val="single"/>
-          </w:rPr>
-          <w:t>Yos. 18:6</w:t>
-        </w:r>
-      </w:hyperlink>
+      <w:r>
+        <w:rPr>
+          <w:lang w:val="id_ID" w:bidi="id_ID"/>
+        </w:rPr>
+        <w:t>Yos. 18:6</w:t>
+      </w:r>
       <w:r>
         <w:rPr>
           <w:lang w:val="id_ID" w:bidi="id_ID"/>
         </w:rPr>
         <w:t xml:space="preserve">; </w:t>
       </w:r>
-      <w:hyperlink r:id="rId33">
-        <w:r>
-          <w:rPr>
-            <w:lang w:val="id_ID" w:bidi="id_ID"/>
-          </w:rPr>
-          <w:rPr>
-            <w:color w:val="0000EE"/>
-            <w:u w:val="single"/>
-          </w:rPr>
-          <w:t>1Taw. 26:12–16</w:t>
-        </w:r>
-      </w:hyperlink>
+      <w:r>
+        <w:rPr>
+          <w:lang w:val="id_ID" w:bidi="id_ID"/>
+        </w:rPr>
+        <w:t>1Taw. 26:12–16</w:t>
+      </w:r>
       <w:r>
         <w:rPr>
           <w:lang w:val="id_ID" w:bidi="id_ID"/>
         </w:rPr>
         <w:t xml:space="preserve">; </w:t>
       </w:r>
-      <w:hyperlink r:id="rId34">
-        <w:r>
-          <w:rPr>
-            <w:lang w:val="id_ID" w:bidi="id_ID"/>
-          </w:rPr>
-          <w:rPr>
-            <w:color w:val="0000EE"/>
-            <w:u w:val="single"/>
-          </w:rPr>
-          <w:t>Kisah. 1:26</w:t>
-        </w:r>
-      </w:hyperlink>
+      <w:r>
+        <w:rPr>
+          <w:lang w:val="id_ID" w:bidi="id_ID"/>
+        </w:rPr>
+        <w:t>Kisah. 1:26</w:t>
+      </w:r>
       <w:r>
         <w:rPr>
           <w:lang w:val="id_ID" w:bidi="id_ID"/>
         </w:rPr>
         <w:t>); namun, ramalan secara umum, seperti yang dipraktikkan di dunia kuno yang lebih luas, tidak berkenan kepada Tuhan (</w:t>
       </w:r>
-      <w:hyperlink r:id="rId35">
-        <w:r>
-          <w:rPr>
-            <w:lang w:val="id_ID" w:bidi="id_ID"/>
-          </w:rPr>
-          <w:rPr>
-            <w:color w:val="0000EE"/>
-            <w:u w:val="single"/>
-          </w:rPr>
-          <w:t>Ul. 18:9–13</w:t>
-        </w:r>
-      </w:hyperlink>
+      <w:r>
+        <w:rPr>
+          <w:lang w:val="id_ID" w:bidi="id_ID"/>
+        </w:rPr>
+        <w:t>Ul. 18:9–13</w:t>
+      </w:r>
       <w:r>
         <w:rPr>
           <w:lang w:val="id_ID" w:bidi="id_ID"/>
@@ -1008,54 +870,36 @@
         </w:rPr>
         <w:t xml:space="preserve">seorang Ibrani: Lihat juga </w:t>
       </w:r>
-      <w:hyperlink r:id="rId36">
-        <w:r>
-          <w:rPr>
-            <w:lang w:val="id_ID" w:bidi="id_ID"/>
-          </w:rPr>
-          <w:rPr>
-            <w:color w:val="0000EE"/>
-            <w:u w:val="single"/>
-          </w:rPr>
-          <w:t>Kej. 41:12</w:t>
-        </w:r>
-      </w:hyperlink>
+      <w:r>
+        <w:rPr>
+          <w:lang w:val="id_ID" w:bidi="id_ID"/>
+        </w:rPr>
+        <w:t>Kej. 41:12</w:t>
+      </w:r>
       <w:r>
         <w:rPr>
           <w:lang w:val="id_ID" w:bidi="id_ID"/>
         </w:rPr>
         <w:t xml:space="preserve">; </w:t>
       </w:r>
-      <w:hyperlink r:id="rId37">
-        <w:r>
-          <w:rPr>
-            <w:lang w:val="id_ID" w:bidi="id_ID"/>
-          </w:rPr>
-          <w:rPr>
-            <w:color w:val="0000EE"/>
-            <w:u w:val="single"/>
-          </w:rPr>
-          <w:t>Kel. 1:15</w:t>
-        </w:r>
-      </w:hyperlink>
+      <w:r>
+        <w:rPr>
+          <w:lang w:val="id_ID" w:bidi="id_ID"/>
+        </w:rPr>
+        <w:t>Kel. 1:15</w:t>
+      </w:r>
       <w:r>
         <w:rPr>
           <w:lang w:val="id_ID" w:bidi="id_ID"/>
         </w:rPr>
         <w:t xml:space="preserve">; </w:t>
       </w:r>
-      <w:hyperlink r:id="rId38">
-        <w:r>
-          <w:rPr>
-            <w:lang w:val="id_ID" w:bidi="id_ID"/>
-          </w:rPr>
-          <w:rPr>
-            <w:color w:val="0000EE"/>
-            <w:u w:val="single"/>
-          </w:rPr>
-          <w:t>2:11</w:t>
-        </w:r>
-      </w:hyperlink>
+      <w:r>
+        <w:rPr>
+          <w:lang w:val="id_ID" w:bidi="id_ID"/>
+        </w:rPr>
+        <w:t>2:11</w:t>
+      </w:r>
       <w:r>
         <w:rPr>
           <w:lang w:val="id_ID" w:bidi="id_ID"/>
@@ -1088,36 +932,24 @@
         </w:rPr>
         <w:t xml:space="preserve"> dan dengan demikian mengendalikannya. Banyak dewa diyakini memiliki yurisdiksi atas wilayah dan fungsi tertentu. Penyebutan Allah dari surga kemungkinan menyampaikan keunggulan dewa itu atas semua yang lain, karena surga adalah wilayah tertinggi. Perjanjian Lama secara konsisten menyatakan bahwa Tuhan adalah satu-satunya Allah yang benar (lihat, misalnya, </w:t>
       </w:r>
-      <w:hyperlink r:id="rId39">
-        <w:r>
-          <w:rPr>
-            <w:lang w:val="id_ID" w:bidi="id_ID"/>
-          </w:rPr>
-          <w:rPr>
-            <w:color w:val="0000EE"/>
-            <w:u w:val="single"/>
-          </w:rPr>
-          <w:t>Ul. 6:4</w:t>
-        </w:r>
-      </w:hyperlink>
+      <w:r>
+        <w:rPr>
+          <w:lang w:val="id_ID" w:bidi="id_ID"/>
+        </w:rPr>
+        <w:t>Ul. 6:4</w:t>
+      </w:r>
       <w:r>
         <w:rPr>
           <w:lang w:val="id_ID" w:bidi="id_ID"/>
         </w:rPr>
         <w:t xml:space="preserve">), sementara kadang-kadang mengadopsi bahasa yang mencerminkan keunggulannya atas dewa-dewa palsu yang memenuhi imajinasi bangsa-bangsa penyembah berhala (lihat </w:t>
       </w:r>
-      <w:hyperlink r:id="rId40">
-        <w:r>
-          <w:rPr>
-            <w:lang w:val="id_ID" w:bidi="id_ID"/>
-          </w:rPr>
-          <w:rPr>
-            <w:color w:val="0000EE"/>
-            <w:u w:val="single"/>
-          </w:rPr>
-          <w:t>Mzm. 95:3–5</w:t>
-        </w:r>
-      </w:hyperlink>
+      <w:r>
+        <w:rPr>
+          <w:lang w:val="id_ID" w:bidi="id_ID"/>
+        </w:rPr>
+        <w:t>Mzm. 95:3–5</w:t>
+      </w:r>
       <w:r>
         <w:rPr>
           <w:lang w:val="id_ID" w:bidi="id_ID"/>
@@ -1274,18 +1106,12 @@
         </w:rPr>
         <w:t xml:space="preserve">sangat takut: Pertunjukan kekuasaan Allah atas laut yang diterjang badai menggerakkan para pelaut untuk menyembah. Meskipun korban sembelihan dan nazar merupakan aspek dari ibadah orang Israel (misalnya, </w:t>
       </w:r>
-      <w:hyperlink r:id="rId41">
-        <w:r>
-          <w:rPr>
-            <w:lang w:val="id_ID" w:bidi="id_ID"/>
-          </w:rPr>
-          <w:rPr>
-            <w:color w:val="0000EE"/>
-            <w:u w:val="single"/>
-          </w:rPr>
-          <w:t>Mzm. 116:17–18</w:t>
-        </w:r>
-      </w:hyperlink>
+      <w:r>
+        <w:rPr>
+          <w:lang w:val="id_ID" w:bidi="id_ID"/>
+        </w:rPr>
+        <w:t>Mzm. 116:17–18</w:t>
+      </w:r>
       <w:r>
         <w:rPr>
           <w:lang w:val="id_ID" w:bidi="id_ID"/>
@@ -1352,156 +1178,102 @@
         </w:rPr>
         <w:t>Beberapa kritikus menganggap mustahil bahwa Yunus bisa diselamatkan dari kematian di dalam perut ikan besar. Dalam membuat penilaian ini, mereka menentang diri mereka sendiri terhadap salah satu tema teologis utama dalam Kitab— bahwa Allah adalah penguasa tertinggi berdaulat atas alam. Jika Allah ada, dan Ia menciptakan serta mengendalikan alam (</w:t>
       </w:r>
-      <w:hyperlink r:id="rId42">
-        <w:r>
-          <w:rPr>
-            <w:lang w:val="id_ID" w:bidi="id_ID"/>
-          </w:rPr>
-          <w:rPr>
-            <w:color w:val="0000EE"/>
-            <w:u w:val="single"/>
-          </w:rPr>
-          <w:t xml:space="preserve">Yun. </w:t>
-        </w:r>
-      </w:hyperlink>
-      <w:hyperlink r:id="rId24">
-        <w:r>
-          <w:rPr>
-            <w:lang w:val="id_ID" w:bidi="id_ID"/>
-          </w:rPr>
-          <w:rPr>
-            <w:color w:val="0000EE"/>
-            <w:u w:val="single"/>
-          </w:rPr>
-          <w:t>1:9</w:t>
-        </w:r>
-      </w:hyperlink>
+      <w:r>
+        <w:rPr>
+          <w:lang w:val="id_ID" w:bidi="id_ID"/>
+        </w:rPr>
+        <w:t xml:space="preserve">Yun. </w:t>
+      </w:r>
+      <w:r>
+        <w:rPr>
+          <w:lang w:val="id_ID" w:bidi="id_ID"/>
+        </w:rPr>
+        <w:t>1:9</w:t>
+      </w:r>
       <w:r>
         <w:rPr>
           <w:lang w:val="id_ID" w:bidi="id_ID"/>
         </w:rPr>
         <w:t xml:space="preserve">, </w:t>
       </w:r>
-      <w:hyperlink r:id="rId43">
-        <w:r>
-          <w:rPr>
-            <w:lang w:val="id_ID" w:bidi="id_ID"/>
-          </w:rPr>
-          <w:rPr>
-            <w:color w:val="0000EE"/>
-            <w:u w:val="single"/>
-          </w:rPr>
-          <w:t>16</w:t>
-        </w:r>
-      </w:hyperlink>
+      <w:r>
+        <w:rPr>
+          <w:lang w:val="id_ID" w:bidi="id_ID"/>
+        </w:rPr>
+        <w:t>16</w:t>
+      </w:r>
       <w:r>
         <w:rPr>
           <w:lang w:val="id_ID" w:bidi="id_ID"/>
         </w:rPr>
         <w:t xml:space="preserve">; lihat juga </w:t>
       </w:r>
-      <w:hyperlink r:id="rId44">
-        <w:r>
-          <w:rPr>
-            <w:lang w:val="id_ID" w:bidi="id_ID"/>
-          </w:rPr>
-          <w:rPr>
-            <w:color w:val="0000EE"/>
-            <w:u w:val="single"/>
-          </w:rPr>
-          <w:t>Kej. 1:21</w:t>
-        </w:r>
-      </w:hyperlink>
+      <w:r>
+        <w:rPr>
+          <w:lang w:val="id_ID" w:bidi="id_ID"/>
+        </w:rPr>
+        <w:t>Kej. 1:21</w:t>
+      </w:r>
       <w:r>
         <w:rPr>
           <w:lang w:val="id_ID" w:bidi="id_ID"/>
         </w:rPr>
         <w:t xml:space="preserve">), peristiwa ajaib sebesar ini tidaklah mustahil. Kitab menyajikan episode ikan ini sebagai peristiwa sejarah. • Tidak ada indikasi yang diberikan mengenai spesies ikan tersebut, dan mengidentifikasi spesies tidaklah penting untuk memvalidasi signifikansi kisah ini. Dengan kekuatan penciptaan Allah, ikan yang menelan Yunus mungkin saja telah dibentuk dan ditunjuk secara khusus oleh Tuhan untuk peristiwa ini. Jika Allah ada dan dapat melakukan mujizat, kebutuhan Yunus akan oksigen dan perlindungan dari proses pencernaan tidak menjadi masalah (bdk. </w:t>
       </w:r>
-      <w:hyperlink r:id="rId45">
-        <w:r>
-          <w:rPr>
-            <w:lang w:val="id_ID" w:bidi="id_ID"/>
-          </w:rPr>
-          <w:rPr>
-            <w:color w:val="0000EE"/>
-            <w:u w:val="single"/>
-          </w:rPr>
-          <w:t>Dan. 3:14–27</w:t>
-        </w:r>
-      </w:hyperlink>
+      <w:r>
+        <w:rPr>
+          <w:lang w:val="id_ID" w:bidi="id_ID"/>
+        </w:rPr>
+        <w:t>Dan. 3:14–27</w:t>
+      </w:r>
       <w:r>
         <w:rPr>
           <w:lang w:val="id_ID" w:bidi="id_ID"/>
         </w:rPr>
         <w:t>). Di sisi lain, beberapa spesies cukup besar untuk memenuhi tujuan tersebut (misalnya, hiu paus), dan insiden serupa telah tercatat di zaman modern. • Yesus kemudian merujuk pada Yunus yang tinggal di dalam perut ikan selama tiga hari dan tiga malam saat meramalkan durasi lamanya waktunya di dalam kubur (</w:t>
       </w:r>
-      <w:hyperlink r:id="rId46">
-        <w:r>
-          <w:rPr>
-            <w:lang w:val="id_ID" w:bidi="id_ID"/>
-          </w:rPr>
-          <w:rPr>
-            <w:color w:val="0000EE"/>
-            <w:u w:val="single"/>
-          </w:rPr>
-          <w:t>Mat. 12:39–41</w:t>
-        </w:r>
-      </w:hyperlink>
+      <w:r>
+        <w:rPr>
+          <w:lang w:val="id_ID" w:bidi="id_ID"/>
+        </w:rPr>
+        <w:t>Mat. 12:39–41</w:t>
+      </w:r>
       <w:r>
         <w:rPr>
           <w:lang w:val="id_ID" w:bidi="id_ID"/>
         </w:rPr>
         <w:t xml:space="preserve">). • Kata "diatur" adalah yang pertama dari empat kemunculan kata Ibrani yang sama dalam Kitab (lihat </w:t>
       </w:r>
-      <w:hyperlink r:id="rId42">
-        <w:r>
-          <w:rPr>
-            <w:lang w:val="id_ID" w:bidi="id_ID"/>
-          </w:rPr>
-          <w:rPr>
-            <w:color w:val="0000EE"/>
-            <w:u w:val="single"/>
-          </w:rPr>
-          <w:t>Yun. 4:6</w:t>
-        </w:r>
-      </w:hyperlink>
+      <w:r>
+        <w:rPr>
+          <w:lang w:val="id_ID" w:bidi="id_ID"/>
+        </w:rPr>
+        <w:t>Yun. 4:6</w:t>
+      </w:r>
       <w:r>
         <w:rPr>
           <w:lang w:val="id_ID" w:bidi="id_ID"/>
         </w:rPr>
         <w:t xml:space="preserve">, </w:t>
       </w:r>
-      <w:hyperlink r:id="rId47">
-        <w:r>
-          <w:rPr>
-            <w:lang w:val="id_ID" w:bidi="id_ID"/>
-          </w:rPr>
-          <w:rPr>
-            <w:color w:val="0000EE"/>
-            <w:u w:val="single"/>
-          </w:rPr>
-          <w:t>7</w:t>
-        </w:r>
-      </w:hyperlink>
+      <w:r>
+        <w:rPr>
+          <w:lang w:val="id_ID" w:bidi="id_ID"/>
+        </w:rPr>
+        <w:t>7</w:t>
+      </w:r>
       <w:r>
         <w:rPr>
           <w:lang w:val="id_ID" w:bidi="id_ID"/>
         </w:rPr>
         <w:t xml:space="preserve">, </w:t>
       </w:r>
-      <w:hyperlink r:id="rId48">
-        <w:r>
-          <w:rPr>
-            <w:lang w:val="id_ID" w:bidi="id_ID"/>
-          </w:rPr>
-          <w:rPr>
-            <w:color w:val="0000EE"/>
-            <w:u w:val="single"/>
-          </w:rPr>
-          <w:t>8</w:t>
-        </w:r>
-      </w:hyperlink>
+      <w:r>
+        <w:rPr>
+          <w:lang w:val="id_ID" w:bidi="id_ID"/>
+        </w:rPr>
+        <w:t>8</w:t>
+      </w:r>
       <w:r>
         <w:rPr>
           <w:lang w:val="id_ID" w:bidi="id_ID"/>
@@ -1617,36 +1389,24 @@
         </w:rPr>
         <w:t xml:space="preserve">): Sheol dianggap sebagai tempat tinggal orang mati (lihat </w:t>
       </w:r>
-      <w:hyperlink r:id="rId49">
-        <w:r>
-          <w:rPr>
-            <w:lang w:val="id_ID" w:bidi="id_ID"/>
-          </w:rPr>
-          <w:rPr>
-            <w:color w:val="0000EE"/>
-            <w:u w:val="single"/>
-          </w:rPr>
-          <w:t>Yes. 14:15</w:t>
-        </w:r>
-      </w:hyperlink>
+      <w:r>
+        <w:rPr>
+          <w:lang w:val="id_ID" w:bidi="id_ID"/>
+        </w:rPr>
+        <w:t>Yes. 14:15</w:t>
+      </w:r>
       <w:r>
         <w:rPr>
           <w:lang w:val="id_ID" w:bidi="id_ID"/>
         </w:rPr>
         <w:t xml:space="preserve">; </w:t>
       </w:r>
-      <w:hyperlink r:id="rId50">
-        <w:r>
-          <w:rPr>
-            <w:lang w:val="id_ID" w:bidi="id_ID"/>
-          </w:rPr>
-          <w:rPr>
-            <w:color w:val="0000EE"/>
-            <w:u w:val="single"/>
-          </w:rPr>
-          <w:t>Yeh. 31:15–17</w:t>
-        </w:r>
-      </w:hyperlink>
+      <w:r>
+        <w:rPr>
+          <w:lang w:val="id_ID" w:bidi="id_ID"/>
+        </w:rPr>
+        <w:t>Yeh. 31:15–17</w:t>
+      </w:r>
       <w:r>
         <w:rPr>
           <w:lang w:val="id_ID" w:bidi="id_ID"/>
@@ -1701,60 +1461,36 @@
         </w:rPr>
         <w:t>Di ambang tenggelam, Yunus berseru memohon pertolongan, meminta kehidupan, dan meminta kehadiran Allah yang diperbarui. Ironisnya, Yunus mengatakan bahwa Allah seolah-olah Allah yang mengusirnya dari hadirat-Nya, padahal itulah alasan Yunus melarikan diri ke Tarsis (</w:t>
       </w:r>
-      <w:hyperlink r:id="rId42">
-        <w:r>
-          <w:rPr>
-            <w:lang w:val="id_ID" w:bidi="id_ID"/>
-          </w:rPr>
-          <w:rPr>
-            <w:color w:val="0000EE"/>
-            <w:u w:val="single"/>
-          </w:rPr>
-          <w:t xml:space="preserve">Yun. </w:t>
-        </w:r>
-      </w:hyperlink>
-      <w:hyperlink r:id="rId51">
-        <w:r>
-          <w:rPr>
-            <w:lang w:val="id_ID" w:bidi="id_ID"/>
-          </w:rPr>
-          <w:rPr>
-            <w:color w:val="0000EE"/>
-            <w:u w:val="single"/>
-          </w:rPr>
-          <w:t>1:3</w:t>
-        </w:r>
-      </w:hyperlink>
+      <w:r>
+        <w:rPr>
+          <w:lang w:val="id_ID" w:bidi="id_ID"/>
+        </w:rPr>
+        <w:t xml:space="preserve">Yun. </w:t>
+      </w:r>
+      <w:r>
+        <w:rPr>
+          <w:lang w:val="id_ID" w:bidi="id_ID"/>
+        </w:rPr>
+        <w:t>1:3</w:t>
+      </w:r>
       <w:r>
         <w:rPr>
           <w:lang w:val="id_ID" w:bidi="id_ID"/>
         </w:rPr>
         <w:t xml:space="preserve">). • Mungkinkah aku memandang lagi: Mungkin Yunus yakin bahwa ia akan diselamatkan dan dengan demikian dapat beribadah kembali di Bait Suci di Yerusalem, atau ia memanggil Tuhan di Bait Suci-Nya dari laut (bdk. </w:t>
       </w:r>
-      <w:hyperlink r:id="rId42">
-        <w:r>
-          <w:rPr>
-            <w:lang w:val="id_ID" w:bidi="id_ID"/>
-          </w:rPr>
-          <w:rPr>
-            <w:color w:val="0000EE"/>
-            <w:u w:val="single"/>
-          </w:rPr>
-          <w:t xml:space="preserve">Yun. </w:t>
-        </w:r>
-      </w:hyperlink>
-      <w:hyperlink r:id="rId52">
-        <w:r>
-          <w:rPr>
-            <w:lang w:val="id_ID" w:bidi="id_ID"/>
-          </w:rPr>
-          <w:rPr>
-            <w:color w:val="0000EE"/>
-            <w:u w:val="single"/>
-          </w:rPr>
-          <w:t>2:7</w:t>
-        </w:r>
-      </w:hyperlink>
+      <w:r>
+        <w:rPr>
+          <w:lang w:val="id_ID" w:bidi="id_ID"/>
+        </w:rPr>
+        <w:t xml:space="preserve">Yun. </w:t>
+      </w:r>
+      <w:r>
+        <w:rPr>
+          <w:lang w:val="id_ID" w:bidi="id_ID"/>
+        </w:rPr>
+        <w:t>2:7</w:t>
+      </w:r>
       <w:r>
         <w:rPr>
           <w:lang w:val="id_ID" w:bidi="id_ID"/>
@@ -1822,18 +1558,12 @@
         </w:rPr>
         <w:t xml:space="preserve"> tenggelam ke dasar bumi; pintunya terpalang) mencerminkan konsep kuno tentang dunia bawah, dengan orang mati berada jauh di dalam bumi (lihat juga </w:t>
       </w:r>
-      <w:hyperlink r:id="rId53">
-        <w:r>
-          <w:rPr>
-            <w:lang w:val="id_ID" w:bidi="id_ID"/>
-          </w:rPr>
-          <w:rPr>
-            <w:color w:val="0000EE"/>
-            <w:u w:val="single"/>
-          </w:rPr>
-          <w:t>2:2</w:t>
-        </w:r>
-      </w:hyperlink>
+      <w:r>
+        <w:rPr>
+          <w:lang w:val="id_ID" w:bidi="id_ID"/>
+        </w:rPr>
+        <w:t>2:2</w:t>
+      </w:r>
       <w:r>
         <w:rPr>
           <w:lang w:val="id_ID" w:bidi="id_ID"/>
@@ -1901,36 +1631,24 @@
         </w:rPr>
         <w:t>teringatlah aku kepada Tuhan: Dalam konteks ini, pernyataan Yunus berarti "Aku mengarahkan pikiranku kepada Tuhan dalam doa." • sampailah doaku … Bait-Mu yang kudus: Bait Suci adalah tempat kediaman khusus Allah dalam peribadatan orang Israel, meskipun Allah hadir di mana-mana pada setiap saat (</w:t>
       </w:r>
-      <w:hyperlink r:id="rId16">
-        <w:r>
-          <w:rPr>
-            <w:lang w:val="id_ID" w:bidi="id_ID"/>
-          </w:rPr>
-          <w:rPr>
-            <w:color w:val="0000EE"/>
-            <w:u w:val="single"/>
-          </w:rPr>
-          <w:t>Mzm. 139:7–10</w:t>
-        </w:r>
-      </w:hyperlink>
+      <w:r>
+        <w:rPr>
+          <w:lang w:val="id_ID" w:bidi="id_ID"/>
+        </w:rPr>
+        <w:t>Mzm. 139:7–10</w:t>
+      </w:r>
       <w:r>
         <w:rPr>
           <w:lang w:val="id_ID" w:bidi="id_ID"/>
         </w:rPr>
         <w:t xml:space="preserve">; </w:t>
       </w:r>
-      <w:hyperlink r:id="rId54">
-        <w:r>
-          <w:rPr>
-            <w:lang w:val="id_ID" w:bidi="id_ID"/>
-          </w:rPr>
-          <w:rPr>
-            <w:color w:val="0000EE"/>
-            <w:u w:val="single"/>
-          </w:rPr>
-          <w:t>Yer. 23:23–24</w:t>
-        </w:r>
-      </w:hyperlink>
+      <w:r>
+        <w:rPr>
+          <w:lang w:val="id_ID" w:bidi="id_ID"/>
+        </w:rPr>
+        <w:t>Yer. 23:23–24</w:t>
+      </w:r>
       <w:r>
         <w:rPr>
           <w:lang w:val="id_ID" w:bidi="id_ID"/>
@@ -1985,18 +1703,12 @@
         </w:rPr>
         <w:t xml:space="preserve">Penutup dari doa-mazmur Yunus memiliki kemiripan dengan </w:t>
       </w:r>
-      <w:hyperlink r:id="rId43">
-        <w:r>
-          <w:rPr>
-            <w:lang w:val="id_ID" w:bidi="id_ID"/>
-          </w:rPr>
-          <w:rPr>
-            <w:color w:val="0000EE"/>
-            <w:u w:val="single"/>
-          </w:rPr>
-          <w:t>1:16</w:t>
-        </w:r>
-      </w:hyperlink>
+      <w:r>
+        <w:rPr>
+          <w:lang w:val="id_ID" w:bidi="id_ID"/>
+        </w:rPr>
+        <w:t>1:16</w:t>
+      </w:r>
       <w:r>
         <w:rPr>
           <w:lang w:val="id_ID" w:bidi="id_ID"/>
@@ -2051,18 +1763,12 @@
         </w:rPr>
         <w:t xml:space="preserve">Bagian kedua dari kitab ini dimulai mirip dengan bagian pertama (lihat </w:t>
       </w:r>
-      <w:hyperlink r:id="rId55">
-        <w:r>
-          <w:rPr>
-            <w:lang w:val="id_ID" w:bidi="id_ID"/>
-          </w:rPr>
-          <w:rPr>
-            <w:color w:val="0000EE"/>
-            <w:u w:val="single"/>
-          </w:rPr>
-          <w:t>Yun. 1:1–2</w:t>
-        </w:r>
-      </w:hyperlink>
+      <w:r>
+        <w:rPr>
+          <w:lang w:val="id_ID" w:bidi="id_ID"/>
+        </w:rPr>
+        <w:t>Yun. 1:1–2</w:t>
+      </w:r>
       <w:r>
         <w:rPr>
           <w:lang w:val="id_ID" w:bidi="id_ID"/>
@@ -2165,78 +1871,48 @@
         </w:rPr>
         <w:t>Sebuah kota yang begitu besar sehingga membutuhkan tiga hari untuk melihat semuanya: Allah ingin menyelamatkan daripada menghancurkan kota yang luas ini, yang kaya akan sumber daya manusia dan alam (</w:t>
       </w:r>
-      <w:hyperlink r:id="rId55">
-        <w:r>
-          <w:rPr>
-            <w:lang w:val="id_ID" w:bidi="id_ID"/>
-          </w:rPr>
-          <w:rPr>
-            <w:color w:val="0000EE"/>
-            <w:u w:val="single"/>
-          </w:rPr>
-          <w:t xml:space="preserve">Yun. </w:t>
-        </w:r>
-      </w:hyperlink>
-      <w:hyperlink r:id="rId56">
-        <w:r>
-          <w:rPr>
-            <w:lang w:val="id_ID" w:bidi="id_ID"/>
-          </w:rPr>
-          <w:rPr>
-            <w:color w:val="0000EE"/>
-            <w:u w:val="single"/>
-          </w:rPr>
-          <w:t>4:11</w:t>
-        </w:r>
-      </w:hyperlink>
+      <w:r>
+        <w:rPr>
+          <w:lang w:val="id_ID" w:bidi="id_ID"/>
+        </w:rPr>
+        <w:t xml:space="preserve">Yun. </w:t>
+      </w:r>
+      <w:r>
+        <w:rPr>
+          <w:lang w:val="id_ID" w:bidi="id_ID"/>
+        </w:rPr>
+        <w:t>4:11</w:t>
+      </w:r>
       <w:r>
         <w:rPr>
           <w:lang w:val="id_ID" w:bidi="id_ID"/>
         </w:rPr>
         <w:t xml:space="preserve">). Keinginan Allah inilah yang justru ditentang oleh Yunus (lihat </w:t>
       </w:r>
-      <w:hyperlink r:id="rId55">
-        <w:r>
-          <w:rPr>
-            <w:lang w:val="id_ID" w:bidi="id_ID"/>
-          </w:rPr>
-          <w:rPr>
-            <w:color w:val="0000EE"/>
-            <w:u w:val="single"/>
-          </w:rPr>
-          <w:t xml:space="preserve">Yun. </w:t>
-        </w:r>
-      </w:hyperlink>
-      <w:hyperlink r:id="rId20">
-        <w:r>
-          <w:rPr>
-            <w:lang w:val="id_ID" w:bidi="id_ID"/>
-          </w:rPr>
-          <w:rPr>
-            <w:color w:val="0000EE"/>
-            <w:u w:val="single"/>
-          </w:rPr>
-          <w:t>4:2</w:t>
-        </w:r>
-      </w:hyperlink>
+      <w:r>
+        <w:rPr>
+          <w:lang w:val="id_ID" w:bidi="id_ID"/>
+        </w:rPr>
+        <w:t xml:space="preserve">Yun. </w:t>
+      </w:r>
+      <w:r>
+        <w:rPr>
+          <w:lang w:val="id_ID" w:bidi="id_ID"/>
+        </w:rPr>
+        <w:t>4:2</w:t>
+      </w:r>
       <w:r>
         <w:rPr>
           <w:lang w:val="id_ID" w:bidi="id_ID"/>
         </w:rPr>
         <w:t xml:space="preserve">, </w:t>
       </w:r>
-      <w:hyperlink r:id="rId57">
-        <w:r>
-          <w:rPr>
-            <w:lang w:val="id_ID" w:bidi="id_ID"/>
-          </w:rPr>
-          <w:rPr>
-            <w:color w:val="0000EE"/>
-            <w:u w:val="single"/>
-          </w:rPr>
-          <w:t>10–11</w:t>
-        </w:r>
-      </w:hyperlink>
+      <w:r>
+        <w:rPr>
+          <w:lang w:val="id_ID" w:bidi="id_ID"/>
+        </w:rPr>
+        <w:t>10–11</w:t>
+      </w:r>
       <w:r>
         <w:rPr>
           <w:lang w:val="id_ID" w:bidi="id_ID"/>
@@ -2291,78 +1967,48 @@
         </w:rPr>
         <w:t xml:space="preserve">Empat puluh hari lagi, maka Niniwe akan ditunggangbalikkan! Pesan Yunus tampaknya tidak menyertakan klausul kontingensi—misalnya, “Tetapi jika engkau bertobat, Allah tidak akan membinasakan engkau” (perhatikan ketidakpastian raja dalam </w:t>
       </w:r>
-      <w:hyperlink r:id="rId55">
-        <w:r>
-          <w:rPr>
-            <w:lang w:val="id_ID" w:bidi="id_ID"/>
-          </w:rPr>
-          <w:rPr>
-            <w:color w:val="0000EE"/>
-            <w:u w:val="single"/>
-          </w:rPr>
-          <w:t xml:space="preserve">Yun. </w:t>
-        </w:r>
-      </w:hyperlink>
-      <w:hyperlink r:id="rId58">
-        <w:r>
-          <w:rPr>
-            <w:lang w:val="id_ID" w:bidi="id_ID"/>
-          </w:rPr>
-          <w:rPr>
-            <w:color w:val="0000EE"/>
-            <w:u w:val="single"/>
-          </w:rPr>
-          <w:t>3:9</w:t>
-        </w:r>
-      </w:hyperlink>
+      <w:r>
+        <w:rPr>
+          <w:lang w:val="id_ID" w:bidi="id_ID"/>
+        </w:rPr>
+        <w:t xml:space="preserve">Yun. </w:t>
+      </w:r>
+      <w:r>
+        <w:rPr>
+          <w:lang w:val="id_ID" w:bidi="id_ID"/>
+        </w:rPr>
+        <w:t>3:9</w:t>
+      </w:r>
       <w:r>
         <w:rPr>
           <w:lang w:val="id_ID" w:bidi="id_ID"/>
         </w:rPr>
         <w:t>). Namun, Yunus tahu bahwa Allah lebih menginginkan orang-orang untuk bertobat daripada dibinasakan (</w:t>
       </w:r>
-      <w:hyperlink r:id="rId55">
-        <w:r>
-          <w:rPr>
-            <w:lang w:val="id_ID" w:bidi="id_ID"/>
-          </w:rPr>
-          <w:rPr>
-            <w:color w:val="0000EE"/>
-            <w:u w:val="single"/>
-          </w:rPr>
-          <w:t xml:space="preserve">Yun. </w:t>
-        </w:r>
-      </w:hyperlink>
-      <w:hyperlink r:id="rId59">
-        <w:r>
-          <w:rPr>
-            <w:lang w:val="id_ID" w:bidi="id_ID"/>
-          </w:rPr>
-          <w:rPr>
-            <w:color w:val="0000EE"/>
-            <w:u w:val="single"/>
-          </w:rPr>
-          <w:t>3:10</w:t>
-        </w:r>
-      </w:hyperlink>
+      <w:r>
+        <w:rPr>
+          <w:lang w:val="id_ID" w:bidi="id_ID"/>
+        </w:rPr>
+        <w:t xml:space="preserve">Yun. </w:t>
+      </w:r>
+      <w:r>
+        <w:rPr>
+          <w:lang w:val="id_ID" w:bidi="id_ID"/>
+        </w:rPr>
+        <w:t>3:10</w:t>
+      </w:r>
       <w:r>
         <w:rPr>
           <w:lang w:val="id_ID" w:bidi="id_ID"/>
         </w:rPr>
         <w:t xml:space="preserve">; </w:t>
       </w:r>
-      <w:hyperlink r:id="rId20">
-        <w:r>
-          <w:rPr>
-            <w:lang w:val="id_ID" w:bidi="id_ID"/>
-          </w:rPr>
-          <w:rPr>
-            <w:color w:val="0000EE"/>
-            <w:u w:val="single"/>
-          </w:rPr>
-          <w:t>4:2</w:t>
-        </w:r>
-      </w:hyperlink>
+      <w:r>
+        <w:rPr>
+          <w:lang w:val="id_ID" w:bidi="id_ID"/>
+        </w:rPr>
+        <w:t>4:2</w:t>
+      </w:r>
       <w:r>
         <w:rPr>
           <w:lang w:val="id_ID" w:bidi="id_ID"/>
@@ -2417,126 +2063,84 @@
         </w:rPr>
         <w:t xml:space="preserve">Untuk kedua kalinya dalam kitab pendek ini, orang-orang kafir menanggapi dengan baik pesan Tuhan (bdk. </w:t>
       </w:r>
-      <w:hyperlink r:id="rId43">
-        <w:r>
-          <w:rPr>
-            <w:lang w:val="id_ID" w:bidi="id_ID"/>
-          </w:rPr>
-          <w:rPr>
-            <w:color w:val="0000EE"/>
-            <w:u w:val="single"/>
-          </w:rPr>
-          <w:t>Yun. 1:16</w:t>
-        </w:r>
-      </w:hyperlink>
+      <w:r>
+        <w:rPr>
+          <w:lang w:val="id_ID" w:bidi="id_ID"/>
+        </w:rPr>
+        <w:t>Yun. 1:16</w:t>
+      </w:r>
       <w:r>
         <w:rPr>
           <w:lang w:val="id_ID" w:bidi="id_ID"/>
         </w:rPr>
         <w:t xml:space="preserve">). • Di Israel kuno, puasa sering kali menyertai doa dan pertobatan pada saat-saat kesusahan (lihat </w:t>
       </w:r>
-      <w:hyperlink r:id="rId60">
-        <w:r>
-          <w:rPr>
-            <w:lang w:val="id_ID" w:bidi="id_ID"/>
-          </w:rPr>
-          <w:rPr>
-            <w:color w:val="0000EE"/>
-            <w:u w:val="single"/>
-          </w:rPr>
-          <w:t>2Sam. 1:12</w:t>
-        </w:r>
-      </w:hyperlink>
+      <w:r>
+        <w:rPr>
+          <w:lang w:val="id_ID" w:bidi="id_ID"/>
+        </w:rPr>
+        <w:t>2Sam. 1:12</w:t>
+      </w:r>
       <w:r>
         <w:rPr>
           <w:lang w:val="id_ID" w:bidi="id_ID"/>
         </w:rPr>
         <w:t xml:space="preserve">; </w:t>
       </w:r>
-      <w:hyperlink r:id="rId61">
-        <w:r>
-          <w:rPr>
-            <w:lang w:val="id_ID" w:bidi="id_ID"/>
-          </w:rPr>
-          <w:rPr>
-            <w:color w:val="0000EE"/>
-            <w:u w:val="single"/>
-          </w:rPr>
-          <w:t>Neh. 1:4</w:t>
-        </w:r>
-      </w:hyperlink>
+      <w:r>
+        <w:rPr>
+          <w:lang w:val="id_ID" w:bidi="id_ID"/>
+        </w:rPr>
+        <w:t>Neh. 1:4</w:t>
+      </w:r>
       <w:r>
         <w:rPr>
           <w:lang w:val="id_ID" w:bidi="id_ID"/>
         </w:rPr>
         <w:t xml:space="preserve">). Mengenakan kain kabung (karung) dan duduk di atas tumpukan abu sering kali menyertai perkabungan dan pertobatan yang penuh kesedihan (lihat </w:t>
       </w:r>
-      <w:hyperlink r:id="rId62">
-        <w:r>
-          <w:rPr>
-            <w:lang w:val="id_ID" w:bidi="id_ID"/>
-          </w:rPr>
-          <w:rPr>
-            <w:color w:val="0000EE"/>
-            <w:u w:val="single"/>
-          </w:rPr>
-          <w:t>Kej. 37:34</w:t>
-        </w:r>
-      </w:hyperlink>
+      <w:r>
+        <w:rPr>
+          <w:lang w:val="id_ID" w:bidi="id_ID"/>
+        </w:rPr>
+        <w:t>Kej. 37:34</w:t>
+      </w:r>
       <w:r>
         <w:rPr>
           <w:lang w:val="id_ID" w:bidi="id_ID"/>
         </w:rPr>
         <w:t xml:space="preserve">; </w:t>
       </w:r>
-      <w:hyperlink r:id="rId63">
-        <w:r>
-          <w:rPr>
-            <w:lang w:val="id_ID" w:bidi="id_ID"/>
-          </w:rPr>
-          <w:rPr>
-            <w:color w:val="0000EE"/>
-            <w:u w:val="single"/>
-          </w:rPr>
-          <w:t>Ayub 16:15</w:t>
-        </w:r>
-      </w:hyperlink>
+      <w:r>
+        <w:rPr>
+          <w:lang w:val="id_ID" w:bidi="id_ID"/>
+        </w:rPr>
+        <w:t>Ayub 16:15</w:t>
+      </w:r>
       <w:r>
         <w:rPr>
           <w:lang w:val="id_ID" w:bidi="id_ID"/>
         </w:rPr>
         <w:t xml:space="preserve">; </w:t>
       </w:r>
-      <w:hyperlink r:id="rId64">
-        <w:r>
-          <w:rPr>
-            <w:lang w:val="id_ID" w:bidi="id_ID"/>
-          </w:rPr>
-          <w:rPr>
-            <w:color w:val="0000EE"/>
-            <w:u w:val="single"/>
-          </w:rPr>
-          <w:t>Rat. 2:10</w:t>
-        </w:r>
-      </w:hyperlink>
+      <w:r>
+        <w:rPr>
+          <w:lang w:val="id_ID" w:bidi="id_ID"/>
+        </w:rPr>
+        <w:t>Rat. 2:10</w:t>
+      </w:r>
       <w:r>
         <w:rPr>
           <w:lang w:val="id_ID" w:bidi="id_ID"/>
         </w:rPr>
         <w:t>). Bangsa Asyur tampaknya memiliki adat istiadat yang serupa. Kegiatan-kegiatan ini memungkinkan para peserta untuk mengekspresikan kesedihan mereka dengan cara yang nyata agar semua orang, termasuk Allah, dapat melihatnya. • Pertobatan orang Niniwe merupakan dakwaan terhadap orang-orang yang berhati keras pada zaman Yesus (</w:t>
       </w:r>
-      <w:hyperlink r:id="rId65">
-        <w:r>
-          <w:rPr>
-            <w:lang w:val="id_ID" w:bidi="id_ID"/>
-          </w:rPr>
-          <w:rPr>
-            <w:color w:val="0000EE"/>
-            <w:u w:val="single"/>
-          </w:rPr>
-          <w:t>Mat. 12:41</w:t>
-        </w:r>
-      </w:hyperlink>
+      <w:r>
+        <w:rPr>
+          <w:lang w:val="id_ID" w:bidi="id_ID"/>
+        </w:rPr>
+        <w:t>Mat. 12:41</w:t>
+      </w:r>
       <w:r>
         <w:rPr>
           <w:lang w:val="id_ID" w:bidi="id_ID"/>
@@ -2591,18 +2195,12 @@
         </w:rPr>
         <w:t xml:space="preserve">Raja kota Niniwe mungkin adalah seorang gubernur kota yang tidak dikenal dari kota tersebut atau mungkin raja Asyur, yang mungkin telah menggunakan Niniwe sebagai tempat pemerintahan tetap (bdk. </w:t>
       </w:r>
-      <w:hyperlink r:id="rId66">
-        <w:r>
-          <w:rPr>
-            <w:lang w:val="id_ID" w:bidi="id_ID"/>
-          </w:rPr>
-          <w:rPr>
-            <w:color w:val="0000EE"/>
-            <w:u w:val="single"/>
-          </w:rPr>
-          <w:t>2Raj. 19:9–13</w:t>
-        </w:r>
-      </w:hyperlink>
+      <w:r>
+        <w:rPr>
+          <w:lang w:val="id_ID" w:bidi="id_ID"/>
+        </w:rPr>
+        <w:t>2Raj. 19:9–13</w:t>
+      </w:r>
       <w:r>
         <w:rPr>
           <w:lang w:val="id_ID" w:bidi="id_ID"/>
@@ -2711,150 +2309,96 @@
         </w:rPr>
         <w:t>: Seandainya orang-orang Niniwe tidak bertobat, Allah akan membinasakan mereka (</w:t>
       </w:r>
-      <w:hyperlink r:id="rId43">
-        <w:r>
-          <w:rPr>
-            <w:lang w:val="id_ID" w:bidi="id_ID"/>
-          </w:rPr>
-          <w:rPr>
-            <w:color w:val="0000EE"/>
-            <w:u w:val="single"/>
-          </w:rPr>
-          <w:t xml:space="preserve">Yun. </w:t>
-        </w:r>
-      </w:hyperlink>
-      <w:hyperlink r:id="rId67">
-        <w:r>
-          <w:rPr>
-            <w:lang w:val="id_ID" w:bidi="id_ID"/>
-          </w:rPr>
-          <w:rPr>
-            <w:color w:val="0000EE"/>
-            <w:u w:val="single"/>
-          </w:rPr>
-          <w:t>3:4</w:t>
-        </w:r>
-      </w:hyperlink>
+      <w:r>
+        <w:rPr>
+          <w:lang w:val="id_ID" w:bidi="id_ID"/>
+        </w:rPr>
+        <w:t xml:space="preserve">Yun. </w:t>
+      </w:r>
+      <w:r>
+        <w:rPr>
+          <w:lang w:val="id_ID" w:bidi="id_ID"/>
+        </w:rPr>
+        <w:t>3:4</w:t>
+      </w:r>
       <w:r>
         <w:rPr>
           <w:lang w:val="id_ID" w:bidi="id_ID"/>
         </w:rPr>
         <w:t xml:space="preserve">). Namun, Allah siap menyambut pertobatan mereka dengan belas kasihan (lihat </w:t>
       </w:r>
-      <w:hyperlink r:id="rId43">
-        <w:r>
-          <w:rPr>
-            <w:lang w:val="id_ID" w:bidi="id_ID"/>
-          </w:rPr>
-          <w:rPr>
-            <w:color w:val="0000EE"/>
-            <w:u w:val="single"/>
-          </w:rPr>
-          <w:t xml:space="preserve">Yun. </w:t>
-        </w:r>
-      </w:hyperlink>
-      <w:hyperlink r:id="rId20">
-        <w:r>
-          <w:rPr>
-            <w:lang w:val="id_ID" w:bidi="id_ID"/>
-          </w:rPr>
-          <w:rPr>
-            <w:color w:val="0000EE"/>
-            <w:u w:val="single"/>
-          </w:rPr>
-          <w:t>4:2</w:t>
-        </w:r>
-      </w:hyperlink>
+      <w:r>
+        <w:rPr>
+          <w:lang w:val="id_ID" w:bidi="id_ID"/>
+        </w:rPr>
+        <w:t xml:space="preserve">Yun. </w:t>
+      </w:r>
+      <w:r>
+        <w:rPr>
+          <w:lang w:val="id_ID" w:bidi="id_ID"/>
+        </w:rPr>
+        <w:t>4:2</w:t>
+      </w:r>
       <w:r>
         <w:rPr>
           <w:lang w:val="id_ID" w:bidi="id_ID"/>
         </w:rPr>
         <w:t xml:space="preserve">, </w:t>
       </w:r>
-      <w:hyperlink r:id="rId56">
-        <w:r>
-          <w:rPr>
-            <w:lang w:val="id_ID" w:bidi="id_ID"/>
-          </w:rPr>
-          <w:rPr>
-            <w:color w:val="0000EE"/>
-            <w:u w:val="single"/>
-          </w:rPr>
-          <w:t>11</w:t>
-        </w:r>
-      </w:hyperlink>
+      <w:r>
+        <w:rPr>
+          <w:lang w:val="id_ID" w:bidi="id_ID"/>
+        </w:rPr>
+        <w:t>11</w:t>
+      </w:r>
       <w:r>
         <w:rPr>
           <w:lang w:val="id_ID" w:bidi="id_ID"/>
         </w:rPr>
         <w:t xml:space="preserve">). Dalam pandangan Allah, perubahan ini tidak membalikkan niat awal-Nya, karena sifat-Nya selalu mencakup kemungkinan belas kasihan. Perubahan dalam pikiran Allah ini juga tidak mengindikasikan apa pun tentang pengetahuan sebelumnya dari Allah. Secara historis, gereja telah meyakini bahwa Allah mengetahui masa depan sepenuhnya (lihat </w:t>
       </w:r>
-      <w:hyperlink r:id="rId68">
-        <w:r>
-          <w:rPr>
-            <w:lang w:val="id_ID" w:bidi="id_ID"/>
-          </w:rPr>
-          <w:rPr>
-            <w:color w:val="0000EE"/>
-            <w:u w:val="single"/>
-          </w:rPr>
-          <w:t>Mzm. 139:4</w:t>
-        </w:r>
-      </w:hyperlink>
+      <w:r>
+        <w:rPr>
+          <w:lang w:val="id_ID" w:bidi="id_ID"/>
+        </w:rPr>
+        <w:t>Mzm. 139:4</w:t>
+      </w:r>
       <w:r>
         <w:rPr>
           <w:lang w:val="id_ID" w:bidi="id_ID"/>
         </w:rPr>
         <w:t xml:space="preserve">; </w:t>
       </w:r>
-      <w:hyperlink r:id="rId69">
-        <w:r>
-          <w:rPr>
-            <w:lang w:val="id_ID" w:bidi="id_ID"/>
-          </w:rPr>
-          <w:rPr>
-            <w:color w:val="0000EE"/>
-            <w:u w:val="single"/>
-          </w:rPr>
-          <w:t>Yes. 46:10</w:t>
-        </w:r>
-      </w:hyperlink>
+      <w:r>
+        <w:rPr>
+          <w:lang w:val="id_ID" w:bidi="id_ID"/>
+        </w:rPr>
+        <w:t>Yes. 46:10</w:t>
+      </w:r>
       <w:r>
         <w:rPr>
           <w:lang w:val="id_ID" w:bidi="id_ID"/>
         </w:rPr>
         <w:t xml:space="preserve">; </w:t>
       </w:r>
-      <w:hyperlink r:id="rId70">
-        <w:r>
-          <w:rPr>
-            <w:lang w:val="id_ID" w:bidi="id_ID"/>
-          </w:rPr>
-          <w:rPr>
-            <w:color w:val="0000EE"/>
-            <w:u w:val="single"/>
-          </w:rPr>
-          <w:t>Dan. 2:28–29</w:t>
-        </w:r>
-      </w:hyperlink>
+      <w:r>
+        <w:rPr>
+          <w:lang w:val="id_ID" w:bidi="id_ID"/>
+        </w:rPr>
+        <w:t>Dan. 2:28–29</w:t>
+      </w:r>
       <w:r>
         <w:rPr>
           <w:lang w:val="id_ID" w:bidi="id_ID"/>
         </w:rPr>
         <w:t xml:space="preserve">; </w:t>
       </w:r>
-      <w:hyperlink r:id="rId71">
-        <w:r>
-          <w:rPr>
-            <w:lang w:val="id_ID" w:bidi="id_ID"/>
-          </w:rPr>
-          <w:rPr>
-            <w:color w:val="0000EE"/>
-            <w:u w:val="single"/>
-          </w:rPr>
-          <w:t>Mat. 24:36</w:t>
-        </w:r>
-      </w:hyperlink>
+      <w:r>
+        <w:rPr>
+          <w:lang w:val="id_ID" w:bidi="id_ID"/>
+        </w:rPr>
+        <w:t>Mat. 24:36</w:t>
+      </w:r>
       <w:r>
         <w:rPr>
           <w:lang w:val="id_ID" w:bidi="id_ID"/>
@@ -2982,30 +2526,18 @@
         </w:rPr>
         <w:t xml:space="preserve">Kisah dan catatan tersebut berubah secara tak terduga. Yunus, yang merupakan penerima belas kasihan Allah, mengeluh tentang belas kasihan yang Tuhan berikan kepada orang Asyur. Keangkuhan sang nabi tersebut justru memperbesar kasih karunia Allah (lihat </w:t>
       </w:r>
-      <w:hyperlink r:id="rId43">
-        <w:r>
-          <w:rPr>
-            <w:lang w:val="id_ID" w:bidi="id_ID"/>
-          </w:rPr>
-          <w:rPr>
-            <w:color w:val="0000EE"/>
-            <w:u w:val="single"/>
-          </w:rPr>
-          <w:t xml:space="preserve">Yun. </w:t>
-        </w:r>
-      </w:hyperlink>
-      <w:hyperlink r:id="rId72">
-        <w:r>
-          <w:rPr>
-            <w:lang w:val="id_ID" w:bidi="id_ID"/>
-          </w:rPr>
-          <w:rPr>
-            <w:color w:val="0000EE"/>
-            <w:u w:val="single"/>
-          </w:rPr>
-          <w:t>4:8–11</w:t>
-        </w:r>
-      </w:hyperlink>
+      <w:r>
+        <w:rPr>
+          <w:lang w:val="id_ID" w:bidi="id_ID"/>
+        </w:rPr>
+        <w:t xml:space="preserve">Yun. </w:t>
+      </w:r>
+      <w:r>
+        <w:rPr>
+          <w:lang w:val="id_ID" w:bidi="id_ID"/>
+        </w:rPr>
+        <w:t>4:8–11</w:t>
+      </w:r>
       <w:r>
         <w:rPr>
           <w:lang w:val="id_ID" w:bidi="id_ID"/>
@@ -3060,54 +2592,36 @@
         </w:rPr>
         <w:t>Yunus mengungkapkan niat aslinya saat pada awalnya melarikan diri dari Tuhan (</w:t>
       </w:r>
-      <w:hyperlink r:id="rId51">
-        <w:r>
-          <w:rPr>
-            <w:lang w:val="id_ID" w:bidi="id_ID"/>
-          </w:rPr>
-          <w:rPr>
-            <w:color w:val="0000EE"/>
-            <w:u w:val="single"/>
-          </w:rPr>
-          <w:t>Yun. 1:3</w:t>
-        </w:r>
-      </w:hyperlink>
+      <w:r>
+        <w:rPr>
+          <w:lang w:val="id_ID" w:bidi="id_ID"/>
+        </w:rPr>
+        <w:t>Yun. 1:3</w:t>
+      </w:r>
       <w:r>
         <w:rPr>
           <w:lang w:val="id_ID" w:bidi="id_ID"/>
         </w:rPr>
         <w:t xml:space="preserve">): Ia tahu bahwa Tuhan tidak akan menghancurkan orang Niniwe yang jahat jika mereka bertobat. • aku tahu: Yunus hampir mengutip </w:t>
       </w:r>
-      <w:hyperlink r:id="rId73">
-        <w:r>
-          <w:rPr>
-            <w:lang w:val="id_ID" w:bidi="id_ID"/>
-          </w:rPr>
-          <w:rPr>
-            <w:color w:val="0000EE"/>
-            <w:u w:val="single"/>
-          </w:rPr>
-          <w:t>Kel. 34:6–7</w:t>
-        </w:r>
-      </w:hyperlink>
+      <w:r>
+        <w:rPr>
+          <w:lang w:val="id_ID" w:bidi="id_ID"/>
+        </w:rPr>
+        <w:t>Kel. 34:6–7</w:t>
+      </w:r>
       <w:r>
         <w:rPr>
           <w:lang w:val="id_ID" w:bidi="id_ID"/>
         </w:rPr>
         <w:t xml:space="preserve">, sebuah bagian yang disusun dalam konteks hubungan Perjanjian Israel dengan Tuhan. Bahkan dalam Perjanjian Lama, Allah peduli untuk menyebarkan keselamatan kepada bangsa-bangsa (bdk. </w:t>
       </w:r>
-      <w:hyperlink r:id="rId74">
-        <w:r>
-          <w:rPr>
-            <w:lang w:val="id_ID" w:bidi="id_ID"/>
-          </w:rPr>
-          <w:rPr>
-            <w:color w:val="0000EE"/>
-            <w:u w:val="single"/>
-          </w:rPr>
-          <w:t>Mat. 28:18–20</w:t>
-        </w:r>
-      </w:hyperlink>
+      <w:r>
+        <w:rPr>
+          <w:lang w:val="id_ID" w:bidi="id_ID"/>
+        </w:rPr>
+        <w:t>Mat. 28:18–20</w:t>
+      </w:r>
       <w:r>
         <w:rPr>
           <w:lang w:val="id_ID" w:bidi="id_ID"/>
@@ -3162,36 +2676,24 @@
         </w:rPr>
         <w:t xml:space="preserve">Keinginan Yunus untuk mati daripada menerima kehendak Allah (lihat juga </w:t>
       </w:r>
-      <w:hyperlink r:id="rId75">
-        <w:r>
-          <w:rPr>
-            <w:lang w:val="id_ID" w:bidi="id_ID"/>
-          </w:rPr>
-          <w:rPr>
-            <w:color w:val="0000EE"/>
-            <w:u w:val="single"/>
-          </w:rPr>
-          <w:t>Yun. 4:8–9</w:t>
-        </w:r>
-      </w:hyperlink>
+      <w:r>
+        <w:rPr>
+          <w:lang w:val="id_ID" w:bidi="id_ID"/>
+        </w:rPr>
+        <w:t>Yun. 4:8–9</w:t>
+      </w:r>
       <w:r>
         <w:rPr>
           <w:lang w:val="id_ID" w:bidi="id_ID"/>
         </w:rPr>
         <w:t>), serta kesediaannya untuk menunggu dengan harapan bahwa kota akan dihancurkan (</w:t>
       </w:r>
-      <w:hyperlink r:id="rId76">
-        <w:r>
-          <w:rPr>
-            <w:lang w:val="id_ID" w:bidi="id_ID"/>
-          </w:rPr>
-          <w:rPr>
-            <w:color w:val="0000EE"/>
-            <w:u w:val="single"/>
-          </w:rPr>
-          <w:t>Yun. 4:5</w:t>
-        </w:r>
-      </w:hyperlink>
+      <w:r>
+        <w:rPr>
+          <w:lang w:val="id_ID" w:bidi="id_ID"/>
+        </w:rPr>
+        <w:t>Yun. 4:5</w:t>
+      </w:r>
       <w:r>
         <w:rPr>
           <w:lang w:val="id_ID" w:bidi="id_ID"/>
@@ -3246,18 +2748,12 @@
         </w:rPr>
         <w:t>Jawaban Tuhan adalah pertanyaan retoris. Jawaban yang tersirat adalah "Tidak, tentu saja tidak!" Pelajaran yang dapat dipetik selanjutnya (</w:t>
       </w:r>
-      <w:hyperlink r:id="rId77">
-        <w:r>
-          <w:rPr>
-            <w:lang w:val="id_ID" w:bidi="id_ID"/>
-          </w:rPr>
-          <w:rPr>
-            <w:color w:val="0000EE"/>
-            <w:u w:val="single"/>
-          </w:rPr>
-          <w:t>Yun. 4:6–11</w:t>
-        </w:r>
-      </w:hyperlink>
+      <w:r>
+        <w:rPr>
+          <w:lang w:val="id_ID" w:bidi="id_ID"/>
+        </w:rPr>
+        <w:t>Yun. 4:6–11</w:t>
+      </w:r>
       <w:r>
         <w:rPr>
           <w:lang w:val="id_ID" w:bidi="id_ID"/>
@@ -3312,18 +2808,12 @@
         </w:rPr>
         <w:t xml:space="preserve">Tuhan adalah nama Allah dalam hubungan perjanjian-Nya dengan Israel (lihat, misalnya, </w:t>
       </w:r>
-      <w:hyperlink r:id="rId78">
-        <w:r>
-          <w:rPr>
-            <w:lang w:val="id_ID" w:bidi="id_ID"/>
-          </w:rPr>
-          <w:rPr>
-            <w:color w:val="0000EE"/>
-            <w:u w:val="single"/>
-          </w:rPr>
-          <w:t>Mzm. 72:18</w:t>
-        </w:r>
-      </w:hyperlink>
+      <w:r>
+        <w:rPr>
+          <w:lang w:val="id_ID" w:bidi="id_ID"/>
+        </w:rPr>
+        <w:t>Mzm. 72:18</w:t>
+      </w:r>
       <w:r>
         <w:rPr>
           <w:lang w:val="id_ID" w:bidi="id_ID"/>
@@ -3390,18 +2880,12 @@
         </w:rPr>
         <w:t xml:space="preserve">Orang-orang yang hidup dalam kegelapan rohani: Allah dengan murah hati mengirimkan terang firman nubuat-Nya ke dalam kota yang jahat. Tidak semua orang yang menerima terang Allah menanggapi dengan baik (bdk. </w:t>
       </w:r>
-      <w:hyperlink r:id="rId79">
-        <w:r>
-          <w:rPr>
-            <w:lang w:val="id_ID" w:bidi="id_ID"/>
-          </w:rPr>
-          <w:rPr>
-            <w:color w:val="0000EE"/>
-            <w:u w:val="single"/>
-          </w:rPr>
-          <w:t>Yohanes 3:19–21</w:t>
-        </w:r>
-      </w:hyperlink>
+      <w:r>
+        <w:rPr>
+          <w:lang w:val="id_ID" w:bidi="id_ID"/>
+        </w:rPr>
+        <w:t>Yohanes 3:19–21</w:t>
+      </w:r>
       <w:r>
         <w:rPr>
           <w:lang w:val="id_ID" w:bidi="id_ID"/>
